--- a/content/blog/chto-oznachayut-kitajskie-ieroglify.VK.docx
+++ b/content/blog/chto-oznachayut-kitajskie-ieroglify.VK.docx
@@ -243,7 +243,7 @@
       <w:r>
         <w:drawing>
           <wp:inline xmlns:a="http://schemas.openxmlformats.org/drawingml/2006/main" xmlns:pic="http://schemas.openxmlformats.org/drawingml/2006/picture">
-            <wp:extent cx="5760720" cy="3298012"/>
+            <wp:extent cx="5760720" cy="3355619"/>
             <wp:docPr id="2" name="Picture 2"/>
             <wp:cNvGraphicFramePr>
               <a:graphicFrameLocks noChangeAspect="1"/>
@@ -264,7 +264,7 @@
                   <pic:spPr>
                     <a:xfrm>
                       <a:off x="0" y="0"/>
-                      <a:ext cx="5760720" cy="3298012"/>
+                      <a:ext cx="5760720" cy="3355619"/>
                     </a:xfrm>
                     <a:prstGeom prst="rect"/>
                   </pic:spPr>
@@ -433,7 +433,7 @@
       <w:r>
         <w:drawing>
           <wp:inline xmlns:a="http://schemas.openxmlformats.org/drawingml/2006/main" xmlns:pic="http://schemas.openxmlformats.org/drawingml/2006/picture">
-            <wp:extent cx="5760720" cy="4896612"/>
+            <wp:extent cx="5760720" cy="4944618"/>
             <wp:docPr id="3" name="Picture 3"/>
             <wp:cNvGraphicFramePr>
               <a:graphicFrameLocks noChangeAspect="1"/>
@@ -454,7 +454,7 @@
                   <pic:spPr>
                     <a:xfrm>
                       <a:off x="0" y="0"/>
-                      <a:ext cx="5760720" cy="4896612"/>
+                      <a:ext cx="5760720" cy="4944618"/>
                     </a:xfrm>
                     <a:prstGeom prst="rect"/>
                   </pic:spPr>
